--- a/s56/면담자료/면담자료_20261007_Ver5.docx
+++ b/s56/면담자료/면담자료_20261007_Ver5.docx
@@ -400,7 +400,7 @@
                 <w:sz w:val="19"/>
                 <w:szCs w:val="19"/>
               </w:rPr>
-              <w:t xml:space="preserve">심사 일정과 서류 — 여쭐 것</w:t>
+              <w:t xml:space="preserve">심사 일정과 서류 — 날짜 확정</w:t>
             </w:r>
           </w:p>
         </w:tc>
@@ -612,7 +612,7 @@
           <w:sz w:val="20"/>
           <w:szCs w:val="20"/>
         </w:rPr>
-        <w:t xml:space="preserve">오늘 정할 것은 심사위원 후보와 예비심사·본심사 날짜, 10/8 제출 서식의 심사위원 칸입니다(3절).</w:t>
+        <w:t xml:space="preserve">심사위원 5인은 정해졌으므로 오늘 정할 것은 예비심사·본심사 날짜와, 10/8 제출 서식의 심사 일시·장소 칸입니다(3절).</w:t>
       </w:r>
     </w:p>
     <w:tbl>
@@ -932,7 +932,7 @@
                 <w:sz w:val="18"/>
                 <w:szCs w:val="18"/>
               </w:rPr>
-              <w:t xml:space="preserve">심사 신청·학과 서류 제출 완료(A-32) · 심사위원·날짜는 3절에서 여쭘(A-31) · 발표 자료와 예상 질문은 10/7 뒤 확정(A-33)</w:t>
+              <w:t xml:space="preserve">심사 신청·학과 서류 제출 완료(A-32) · 심사위원 5인 확정, 날짜는 3절에서 확정(A-31) · 발표 자료와 예상 질문은 10/7 뒤 확정(A-33)</w:t>
             </w:r>
           </w:p>
         </w:tc>
@@ -1066,7 +1066,7 @@
                 <w:sz w:val="18"/>
                 <w:szCs w:val="18"/>
               </w:rPr>
-              <w:t xml:space="preserve">여쭐 것</w:t>
+              <w:t xml:space="preserve">정할 것</w:t>
             </w:r>
           </w:p>
         </w:tc>
@@ -1098,7 +1098,7 @@
                 <w:sz w:val="18"/>
                 <w:szCs w:val="18"/>
               </w:rPr>
-              <w:t xml:space="preserve">일정 3건 + 선택 3건</w:t>
+              <w:t xml:space="preserve">날짜 확정 등 3건 + 선택 3건</w:t>
             </w:r>
           </w:p>
         </w:tc>
@@ -6378,7 +6378,7 @@
                 <w:sz w:val="16"/>
                 <w:szCs w:val="16"/>
               </w:rPr>
-              <w:t xml:space="preserve">심사 신청·서류 완료(3절). 심사위원 후보와 날짜는 3절에서 여쭘</w:t>
+              <w:t xml:space="preserve">심사 신청·서류 완료. 심사위원 5인 확정, 날짜는 3절에서 확정</w:t>
             </w:r>
           </w:p>
         </w:tc>
@@ -7466,7 +7466,7 @@
           <w:sz w:val="28"/>
           <w:szCs w:val="28"/>
         </w:rPr>
-        <w:t xml:space="preserve">3. 심사 일정과 서류 — 여쭐 것</w:t>
+        <w:t xml:space="preserve">3. 심사 일정과 서류 — 날짜 확정</w:t>
       </w:r>
     </w:p>
     <w:tbl>
@@ -8315,7 +8315,7 @@
           <w:sz w:val="20"/>
           <w:szCs w:val="20"/>
         </w:rPr>
-        <w:t xml:space="preserve">여쭐 것 ① 심사위원 후보 5인과 예비심사·본심사 날짜 — 대학원 안내(원주) 일정(위촉 ~11/10, 예비심사·공개발표·본심사 11/11~12/9, 박사 3회 이상)에 맞추어 여쭙습니다.</w:t>
+        <w:t xml:space="preserve">① 심사위원 5인은 정해졌습니다 — 김계수·김동욱·이진원·서병석·이창수 교수. 날짜만 확정하면 됩니다. 10/1 일정안: 박사 예비심사 10/22(목) 18시(김계수 교수 시간 조정 요청), 본심사 1차 11/12(목) 18시, 본심사 2차 11/26(목) 18시 — 11/12·11/26은 석사 심사를 먼저 하고 박사를 이어서. 서병석 교수의 11월 일정은 10/1 기준 확인 중이었습니다. 대학원 안내(원주)의 틀(위촉 ~11/10, 심사 11/11~12/9, 박사 3회 이상)에 맞습니다.</w:t>
       </w:r>
     </w:p>
     <w:p>
@@ -8333,7 +8333,7 @@
           <w:sz w:val="20"/>
           <w:szCs w:val="20"/>
         </w:rPr>
-        <w:t xml:space="preserve">여쭐 것 ② 10/8까지 학과사무실에 낼 서식 4(심사위원 추천서)·4-1(외부위원 개인정보 동의서)·5(심사 계획서) — 심사위원 명단·심사 일시·장소 칸을 비워 두었습니다. 말씀 주시는 대로 적어 제출하겠습니다.</w:t>
+        <w:t xml:space="preserve">② 10/8까지 학과사무실에 낼 서식 4(심사위원 추천서)·4-1(외부위원 개인정보 동의서)·5(심사 계획서) — 심사위원 명단은 위 5인으로 적고, 심사 일시·장소는 오늘 확정되는 대로 적어 제출하겠습니다.</w:t>
       </w:r>
     </w:p>
     <w:p>
@@ -8351,7 +8351,7 @@
           <w:sz w:val="20"/>
           <w:szCs w:val="20"/>
         </w:rPr>
-        <w:t xml:space="preserve">여쭐 것 ③ 심사용 논문(A4 소프트커버 5부, 심사위원에게 직접 전달)의 인쇄 시점 — 오늘 말씀 주시는 내용을 반영한 판으로 인쇄하겠습니다.</w:t>
+        <w:t xml:space="preserve">③ 심사용 논문(A4 소프트커버 5부, 심사위원에게 직접 전달)의 인쇄 시점 — 오늘 말씀 주시는 내용을 반영한 판으로, 예비심사(10/22안) 전에 전달되도록 인쇄하겠습니다.</w:t>
       </w:r>
     </w:p>
     <w:p>

--- a/s56/면담자료/면담자료_20261007_Ver5.docx
+++ b/s56/면담자료/면담자료_20261007_Ver5.docx
@@ -612,7 +612,7 @@
           <w:sz w:val="20"/>
           <w:szCs w:val="20"/>
         </w:rPr>
-        <w:t xml:space="preserve">심사위원 5인은 정해졌으므로 오늘 정할 것은 예비심사·본심사 날짜와, 10/8 제출 서식의 심사 일시·장소 칸입니다(3절).</w:t>
+        <w:t xml:space="preserve">심사위원 5인은 정해졌으므로 오늘 정할 것은 심사 일정입니다 — 10/8까지 학과사무실에 심사위원 자료와 심사 일정을 제출해야 합니다(3절).</w:t>
       </w:r>
     </w:p>
     <w:tbl>
@@ -1098,7 +1098,7 @@
                 <w:sz w:val="18"/>
                 <w:szCs w:val="18"/>
               </w:rPr>
-              <w:t xml:space="preserve">날짜 확정 등 3건 + 선택 3건</w:t>
+              <w:t xml:space="preserve">심사 일정 확정 + 선택 3건</w:t>
             </w:r>
           </w:p>
         </w:tc>
@@ -8315,7 +8315,7 @@
           <w:sz w:val="20"/>
           <w:szCs w:val="20"/>
         </w:rPr>
-        <w:t xml:space="preserve">① 심사위원 5인은 정해졌습니다 — 김계수·김동욱·이진원·서병석·이창수 교수. 날짜만 확정하면 됩니다. 10/1 일정안: 박사 예비심사 10/22(목) 18시(김계수 교수 시간 조정 요청), 본심사 1차 11/12(목) 18시, 본심사 2차 11/26(목) 18시 — 11/12·11/26은 석사 심사를 먼저 하고 박사를 이어서. 서병석 교수의 11월 일정은 10/1 기준 확인 중이었습니다. 대학원 안내(원주)의 틀(위촉 ~11/10, 심사 11/11~12/9, 박사 3회 이상)에 맞습니다.</w:t>
+        <w:t xml:space="preserve">① 심사위원 5인은 정해졌습니다 — 김계수·김동욱·이진원·서병석·이창수 교수. 예비심사·본심사 1차·2차의 일정 확정이 필요합니다(대학원 안내(원주)의 틀: 위촉 ~11/10, 심사 11/11~12/9, 박사 3회 이상).</w:t>
       </w:r>
     </w:p>
     <w:p>
@@ -8333,7 +8333,7 @@
           <w:sz w:val="20"/>
           <w:szCs w:val="20"/>
         </w:rPr>
-        <w:t xml:space="preserve">② 10/8까지 학과사무실에 낼 서식 4(심사위원 추천서)·4-1(외부위원 개인정보 동의서)·5(심사 계획서) — 심사위원 명단은 위 5인으로 적고, 심사 일시·장소는 오늘 확정되는 대로 적어 제출하겠습니다.</w:t>
+        <w:t xml:space="preserve">② 10/8까지 학과사무실에 심사위원 자료와 심사 일정을 제출해야 합니다 — 서식 4(심사위원 추천서)·4-1(외부위원 개인정보 동의서)·5(심사 계획서). 심사위원 명단은 위 5인으로 적고, 심사 일시·장소는 확정되는 대로 적어 제출하겠습니다.</w:t>
       </w:r>
     </w:p>
     <w:p>
@@ -8351,7 +8351,7 @@
           <w:sz w:val="20"/>
           <w:szCs w:val="20"/>
         </w:rPr>
-        <w:t xml:space="preserve">③ 심사용 논문(A4 소프트커버 5부, 심사위원에게 직접 전달)의 인쇄 시점 — 오늘 말씀 주시는 내용을 반영한 판으로, 예비심사(10/22안) 전에 전달되도록 인쇄하겠습니다.</w:t>
+        <w:t xml:space="preserve">③ 심사용 논문(A4 소프트커버 5부, 심사위원에게 직접 전달)의 인쇄 시점 — 오늘 말씀 주시는 내용을 반영한 판으로, 예비심사 전에 전달되도록 인쇄하겠습니다.</w:t>
       </w:r>
     </w:p>
     <w:p>
